--- a/public/files/resume-yuki.docx
+++ b/public/files/resume-yuki.docx
@@ -37,7 +37,7 @@
           <w:color w:val="ffffff"/>
           <w:sz w:val="22"/>
         </w:rPr>
-        <w:t>本名唐之帆 · 高校软件工程专业 2026 级大一学生</w:t>
+        <w:t>某高校软件工程专业 2026 级大一学生</w:t>
       </w:r>
     </w:p>
     <w:p>
@@ -78,7 +78,7 @@
     </w:p>
     <w:p>
       <w:pPr>
-        <w:pStyle w:val="000005"/>
+        <w:pStyle w:val="000002"/>
         <w:keepNext w:val="1"/>
         <w:keepLines w:val="1"/>
         <w:pBdr>
@@ -191,7 +191,7 @@
                 <w:color w:val="1f2733"/>
                 <w:sz w:val="22"/>
               </w:rPr>
-              <w:t>雪穗（Yuki）／ 本名唐之帆（获奖证书署名）</w:t>
+              <w:t>雪穗（Yuki）</w:t>
             </w:r>
           </w:p>
         </w:tc>
@@ -267,7 +267,7 @@
                 <w:color w:val="1f2733"/>
                 <w:sz w:val="22"/>
               </w:rPr>
-              <w:t>高校软件工程专业 大一学生（2026 级）</w:t>
+              <w:t>某高校软件工程专业 大一学生（2026 级）</w:t>
             </w:r>
           </w:p>
         </w:tc>
@@ -577,7 +577,7 @@
     </w:tbl>
     <w:p>
       <w:pPr>
-        <w:pStyle w:val="000005"/>
+        <w:pStyle w:val="000002"/>
         <w:keepNext w:val="1"/>
         <w:keepLines w:val="1"/>
         <w:pBdr>
@@ -1874,7 +1874,7 @@
     </w:tbl>
     <w:p>
       <w:pPr>
-        <w:pStyle w:val="000005"/>
+        <w:pStyle w:val="000002"/>
         <w:keepNext w:val="1"/>
         <w:keepLines w:val="1"/>
         <w:pBdr>
@@ -2543,7 +2543,7 @@
     </w:p>
     <w:p>
       <w:pPr>
-        <w:pStyle w:val="000005"/>
+        <w:pStyle w:val="000002"/>
         <w:keepNext w:val="1"/>
         <w:keepLines w:val="1"/>
         <w:pBdr>
@@ -3118,7 +3118,7 @@
     </w:p>
     <w:p>
       <w:pPr>
-        <w:pStyle w:val="000005"/>
+        <w:pStyle w:val="000002"/>
         <w:keepNext w:val="1"/>
         <w:keepLines w:val="1"/>
         <w:pBdr>
@@ -3345,7 +3345,7 @@
     </w:p>
     <w:p>
       <w:pPr>
-        <w:pStyle w:val="000005"/>
+        <w:pStyle w:val="000002"/>
         <w:keepNext w:val="1"/>
         <w:keepLines w:val="1"/>
         <w:pBdr>
@@ -3716,7 +3716,7 @@
                 <w:color w:val="1f2733"/>
                 <w:sz w:val="22"/>
               </w:rPr>
-              <w:t>《学校多媒体设备互联系统》（与苏俊展合作）</w:t>
+              <w:t>《学校多媒体设备互联系统》（与同学合作）</w:t>
             </w:r>
           </w:p>
         </w:tc>
@@ -3750,7 +3750,7 @@
                 <w:color w:val="1f2733"/>
                 <w:sz w:val="22"/>
               </w:rPr>
-              <w:t>广东省教育厅；指导老师 缪勇宏</w:t>
+              <w:t>广东省教育厅</w:t>
             </w:r>
           </w:p>
         </w:tc>
@@ -3919,7 +3919,7 @@
                 <w:color w:val="1f2733"/>
                 <w:sz w:val="22"/>
               </w:rPr>
-              <w:t>广东省教育厅；指导老师 缪勇宏</w:t>
+              <w:t>广东省教育厅</w:t>
             </w:r>
           </w:p>
         </w:tc>
@@ -3990,7 +3990,7 @@
                 <w:color w:val="1f2733"/>
                 <w:sz w:val="22"/>
               </w:rPr>
-              <w:t>第三届汕尾市青少年编程大赛（信息学算法挑战赛 高中组）</w:t>
+              <w:t>第三届市级青少年编程大赛（信息学算法挑战赛 高中组）</w:t>
             </w:r>
           </w:p>
         </w:tc>
@@ -4093,7 +4093,7 @@
                 <w:color w:val="1f2733"/>
                 <w:sz w:val="22"/>
               </w:rPr>
-              <w:t>汕尾市科协、教育局等六单位联合颁发；指导老师 缪勇宏、刘冰宇</w:t>
+              <w:t>市级科协、教育局等六单位联合颁发</w:t>
             </w:r>
           </w:p>
         </w:tc>
@@ -4162,7 +4162,7 @@
                 <w:color w:val="1f2733"/>
                 <w:sz w:val="22"/>
               </w:rPr>
-              <w:t>2025 年汕尾市普通高中信息技术学科（高二）竞赛</w:t>
+              <w:t>2025 年市级普通高中信息技术学科（高二）竞赛</w:t>
             </w:r>
           </w:p>
         </w:tc>
@@ -4262,7 +4262,7 @@
                 <w:color w:val="1f2733"/>
                 <w:sz w:val="22"/>
               </w:rPr>
-              <w:t>汕尾市教师发展中心</w:t>
+              <w:t>市级教师发展中心</w:t>
             </w:r>
           </w:p>
         </w:tc>
@@ -4282,12 +4282,12 @@
           <w:color w:val="5a6675"/>
           <w:sz w:val="20"/>
         </w:rPr>
-        <w:t>以上奖项均以学生本名「唐之帆」署名，所属单位为汕尾市城区新城中学。</w:t>
-      </w:r>
-    </w:p>
-    <w:p>
-      <w:pPr>
-        <w:pStyle w:val="000005"/>
+        <w:t>应本人要求，奖项署名与所属单位已隐去，原件可提供核验。</w:t>
+      </w:r>
+    </w:p>
+    <w:p>
+      <w:pPr>
+        <w:pStyle w:val="000002"/>
         <w:keepNext w:val="1"/>
         <w:keepLines w:val="1"/>
         <w:pBdr>
@@ -4335,7 +4335,7 @@
           <w:color w:val="1f2733"/>
           <w:sz w:val="24"/>
         </w:rPr>
-        <w:t>高中：汕尾市城区新城中学（2025 年毕业，期间连续在省级、市级信息科技赛事获奖）。</w:t>
+        <w:t>高中：广东省某中学（2025 年毕业，期间连续在省级、市级信息科技赛事获奖）。</w:t>
       </w:r>
     </w:p>
     <w:p>
@@ -4362,9 +4362,7 @@
         <w:t>大学：软件工程专业 大一（2026 级，在读）。</w:t>
       </w:r>
     </w:p>
-    <w:p>
-      <w:pPr/>
-    </w:p>
+    <w:p/>
     <w:sectPr>
       <w:pgMar w:top="793" w:right="907" w:bottom="793" w:left="907" w:header="851" w:footer="992" w:gutter="0"/>
     </w:sectPr>
@@ -4413,99 +4411,99 @@
     </w:pPrDefault>
   </w:docDefaults>
   <w:latentStyles w:defLockedState="0" w:defUIPriority="99" w:defSemiHidden="0" w:defUnhideWhenUsed="0" w:defQFormat="0" w:count="88">
-    <w:lsdException w:name="Body Text First Indent 2" w:semiHidden="1" w:unhideWhenUsed="1"/>
-    <w:lsdException w:name="envelope return" w:semiHidden="1" w:unhideWhenUsed="1"/>
-    <w:lsdException w:name="footnote reference" w:semiHidden="1" w:unhideWhenUsed="1"/>
-    <w:lsdException w:name="List" w:semiHidden="1" w:unhideWhenUsed="1"/>
-    <w:lsdException w:name="Body Text 3" w:semiHidden="1" w:unhideWhenUsed="1"/>
-    <w:lsdException w:name="toa heading" w:semiHidden="1" w:unhideWhenUsed="1"/>
-    <w:lsdException w:name="Subtitle" w:uiPriority="11" w:qFormat="1"/>
-    <w:lsdException w:name="Closing" w:semiHidden="1" w:unhideWhenUsed="1"/>
-    <w:lsdException w:name="Message Header" w:semiHidden="1" w:unhideWhenUsed="1"/>
-    <w:lsdException w:name="Title" w:uiPriority="10" w:qFormat="1"/>
-    <w:lsdException w:name="heading 1" w:uiPriority="9" w:qFormat="1"/>
-    <w:lsdException w:name="toc 9" w:uiPriority="39" w:semiHidden="1" w:unhideWhenUsed="1"/>
-    <w:lsdException w:name="Normal Indent" w:semiHidden="1" w:unhideWhenUsed="1"/>
-    <w:lsdException w:name="heading 8" w:uiPriority="9" w:semiHidden="1" w:unhideWhenUsed="1" w:qFormat="1"/>
-    <w:lsdException w:name="heading 4" w:uiPriority="9" w:semiHidden="1" w:unhideWhenUsed="1" w:qFormat="1"/>
-    <w:lsdException w:name="Block Text" w:semiHidden="1" w:unhideWhenUsed="1"/>
-    <w:lsdException w:name="List Continue 5" w:semiHidden="1" w:unhideWhenUsed="1"/>
-    <w:lsdException w:name="macro" w:semiHidden="1" w:unhideWhenUsed="1"/>
+    <w:lsdException w:name="toc 3" w:uiPriority="39" w:semiHidden="1" w:unhideWhenUsed="1"/>
+    <w:lsdException w:name="Date" w:semiHidden="1" w:unhideWhenUsed="1"/>
+    <w:lsdException w:name="index 3" w:semiHidden="1" w:unhideWhenUsed="1"/>
+    <w:lsdException w:name="List 4" w:semiHidden="1" w:unhideWhenUsed="1"/>
+    <w:lsdException w:name="List Number 4" w:semiHidden="1" w:unhideWhenUsed="1"/>
+    <w:lsdException w:name="page number" w:semiHidden="1" w:unhideWhenUsed="1"/>
+    <w:lsdException w:name="FollowedHyperlink" w:semiHidden="1" w:unhideWhenUsed="1"/>
     <w:lsdException w:name="Hyperlink" w:semiHidden="1" w:unhideWhenUsed="1"/>
     <w:lsdException w:name="List Bullet" w:semiHidden="1" w:unhideWhenUsed="1"/>
+    <w:lsdException w:name="index 1" w:semiHidden="1" w:unhideWhenUsed="1"/>
+    <w:lsdException w:name="Default Paragraph Font" w:uiPriority="1" w:semiHidden="1" w:unhideWhenUsed="1"/>
+    <w:lsdException w:name="List Bullet 3" w:semiHidden="1" w:unhideWhenUsed="1"/>
+    <w:lsdException w:name="line number" w:semiHidden="1" w:unhideWhenUsed="1"/>
+    <w:lsdException w:name="index 5" w:semiHidden="1" w:unhideWhenUsed="1"/>
+    <w:lsdException w:name="List 5" w:semiHidden="1" w:unhideWhenUsed="1"/>
+    <w:lsdException w:name="List 3" w:semiHidden="1" w:unhideWhenUsed="1"/>
+    <w:lsdException w:name="heading 2" w:uiPriority="9" w:semiHidden="1" w:unhideWhenUsed="1" w:qFormat="1"/>
+    <w:lsdException w:name="heading 9" w:uiPriority="9" w:semiHidden="1" w:unhideWhenUsed="1" w:qFormat="1"/>
+    <w:lsdException w:name="Body Text 2" w:semiHidden="1" w:unhideWhenUsed="1"/>
+    <w:lsdException w:name="heading 7" w:uiPriority="9" w:semiHidden="1" w:unhideWhenUsed="1" w:qFormat="1"/>
+    <w:lsdException w:name="envelope return" w:semiHidden="1" w:unhideWhenUsed="1"/>
+    <w:lsdException w:name="annotation reference" w:semiHidden="1" w:unhideWhenUsed="1"/>
+    <w:lsdException w:name="List Continue 4" w:semiHidden="1" w:unhideWhenUsed="1"/>
+    <w:lsdException w:name="heading 3" w:uiPriority="9" w:semiHidden="1" w:unhideWhenUsed="1" w:qFormat="1"/>
+    <w:lsdException w:name="List Continue" w:semiHidden="1" w:unhideWhenUsed="1"/>
+    <w:lsdException w:name="table of authorities" w:semiHidden="1" w:unhideWhenUsed="1"/>
+    <w:lsdException w:name="toc 6" w:uiPriority="39" w:semiHidden="1" w:unhideWhenUsed="1"/>
+    <w:lsdException w:name="index 7" w:semiHidden="1" w:unhideWhenUsed="1"/>
+    <w:lsdException w:name="Normal" w:uiPriority="0" w:qFormat="1"/>
+    <w:lsdException w:name="toa heading" w:semiHidden="1" w:unhideWhenUsed="1"/>
+    <w:lsdException w:name="Normal Indent" w:semiHidden="1" w:unhideWhenUsed="1"/>
+    <w:lsdException w:name="List Bullet 2" w:semiHidden="1" w:unhideWhenUsed="1"/>
+    <w:lsdException w:name="Body Text Indent 3" w:semiHidden="1" w:unhideWhenUsed="1"/>
+    <w:lsdException w:name="List Number" w:semiHidden="1" w:unhideWhenUsed="1"/>
+    <w:lsdException w:name="Body Text 3" w:semiHidden="1" w:unhideWhenUsed="1"/>
+    <w:lsdException w:name="List" w:semiHidden="1" w:unhideWhenUsed="1"/>
+    <w:lsdException w:name="List Number 3" w:semiHidden="1" w:unhideWhenUsed="1"/>
+    <w:lsdException w:name="List Continue 3" w:semiHidden="1" w:unhideWhenUsed="1"/>
+    <w:lsdException w:name="Body Text" w:semiHidden="1" w:unhideWhenUsed="1"/>
+    <w:lsdException w:name="toc 4" w:uiPriority="39" w:semiHidden="1" w:unhideWhenUsed="1"/>
+    <w:lsdException w:name="Body Text First Indent" w:semiHidden="1" w:unhideWhenUsed="1"/>
+    <w:lsdException w:name="heading 8" w:uiPriority="9" w:semiHidden="1" w:unhideWhenUsed="1" w:qFormat="1"/>
+    <w:lsdException w:name="index 9" w:semiHidden="1" w:unhideWhenUsed="1"/>
+    <w:lsdException w:name="List 2" w:semiHidden="1" w:unhideWhenUsed="1"/>
+    <w:lsdException w:name="heading 6" w:uiPriority="9" w:semiHidden="1" w:unhideWhenUsed="1" w:qFormat="1"/>
+    <w:lsdException w:name="heading 4" w:uiPriority="9" w:semiHidden="1" w:unhideWhenUsed="1" w:qFormat="1"/>
+    <w:lsdException w:name="Signature" w:semiHidden="1" w:unhideWhenUsed="1"/>
+    <w:lsdException w:name="List Number 5" w:semiHidden="1" w:unhideWhenUsed="1"/>
+    <w:lsdException w:name="caption" w:uiPriority="35" w:semiHidden="1" w:unhideWhenUsed="1" w:qFormat="1"/>
+    <w:lsdException w:name="List Continue 5" w:semiHidden="1" w:unhideWhenUsed="1"/>
+    <w:lsdException w:name="table of figures" w:semiHidden="1" w:unhideWhenUsed="1"/>
+    <w:lsdException w:name="List Bullet 5" w:semiHidden="1" w:unhideWhenUsed="1"/>
+    <w:lsdException w:name="List Number 2" w:semiHidden="1" w:unhideWhenUsed="1"/>
+    <w:lsdException w:name="Body Text Indent 2" w:semiHidden="1" w:unhideWhenUsed="1"/>
+    <w:lsdException w:name="footer" w:semiHidden="1" w:unhideWhenUsed="1"/>
+    <w:lsdException w:name="Message Header" w:semiHidden="1" w:unhideWhenUsed="1"/>
+    <w:lsdException w:name="index 6" w:semiHidden="1" w:unhideWhenUsed="1"/>
+    <w:lsdException w:name="footnote reference" w:semiHidden="1" w:unhideWhenUsed="1"/>
+    <w:lsdException w:name="header" w:semiHidden="1" w:unhideWhenUsed="1"/>
+    <w:lsdException w:name="envelope address" w:semiHidden="1" w:unhideWhenUsed="1"/>
+    <w:lsdException w:name="List Continue 2" w:semiHidden="1" w:unhideWhenUsed="1"/>
+    <w:lsdException w:name="index heading" w:semiHidden="1" w:unhideWhenUsed="1"/>
+    <w:lsdException w:name="endnote text" w:semiHidden="1" w:unhideWhenUsed="1"/>
+    <w:lsdException w:name="index 4" w:semiHidden="1" w:unhideWhenUsed="1"/>
+    <w:lsdException w:name="index 8" w:semiHidden="1" w:unhideWhenUsed="1"/>
+    <w:lsdException w:name="toc 2" w:uiPriority="39" w:semiHidden="1" w:unhideWhenUsed="1"/>
+    <w:lsdException w:name="Salutation" w:semiHidden="1" w:unhideWhenUsed="1"/>
+    <w:lsdException w:name="toc 1" w:uiPriority="39" w:semiHidden="1" w:unhideWhenUsed="1"/>
+    <w:lsdException w:name="Body Text Indent" w:semiHidden="1" w:unhideWhenUsed="1"/>
+    <w:lsdException w:name="index 2" w:semiHidden="1" w:unhideWhenUsed="1"/>
+    <w:lsdException w:name="toc 8" w:uiPriority="39" w:semiHidden="1" w:unhideWhenUsed="1"/>
+    <w:lsdException w:name="Block Text" w:semiHidden="1" w:unhideWhenUsed="1"/>
+    <w:lsdException w:name="annotation text" w:semiHidden="1" w:unhideWhenUsed="1"/>
+    <w:lsdException w:name="macro" w:semiHidden="1" w:unhideWhenUsed="1"/>
+    <w:lsdException w:name="heading 1" w:uiPriority="9" w:qFormat="1"/>
     <w:lsdException w:name="toc 7" w:uiPriority="39" w:semiHidden="1" w:unhideWhenUsed="1"/>
-    <w:lsdException w:name="Strong" w:uiPriority="22" w:qFormat="1"/>
-    <w:lsdException w:name="toc 3" w:uiPriority="39" w:semiHidden="1" w:unhideWhenUsed="1"/>
-    <w:lsdException w:name="table of authorities" w:semiHidden="1" w:unhideWhenUsed="1"/>
-    <w:lsdException w:name="heading 7" w:uiPriority="9" w:semiHidden="1" w:unhideWhenUsed="1" w:qFormat="1"/>
-    <w:lsdException w:name="table of figures" w:semiHidden="1" w:unhideWhenUsed="1"/>
-    <w:lsdException w:name="heading 3" w:uiPriority="9" w:semiHidden="1" w:unhideWhenUsed="1" w:qFormat="1"/>
-    <w:lsdException w:name="List Number" w:semiHidden="1" w:unhideWhenUsed="1"/>
-    <w:lsdException w:name="toc 6" w:uiPriority="39" w:semiHidden="1" w:unhideWhenUsed="1"/>
-    <w:lsdException w:name="Normal" w:uiPriority="0" w:qFormat="1"/>
-    <w:lsdException w:name="List 3" w:semiHidden="1" w:unhideWhenUsed="1"/>
-    <w:lsdException w:name="Date" w:semiHidden="1" w:unhideWhenUsed="1"/>
-    <w:lsdException w:name="List Number 3" w:semiHidden="1" w:unhideWhenUsed="1"/>
-    <w:lsdException w:name="List Bullet 4" w:semiHidden="1" w:unhideWhenUsed="1"/>
-    <w:lsdException w:name="index 5" w:semiHidden="1" w:unhideWhenUsed="1"/>
-    <w:lsdException w:name="footer" w:semiHidden="1" w:unhideWhenUsed="1"/>
-    <w:lsdException w:name="List Number 2" w:semiHidden="1" w:unhideWhenUsed="1"/>
-    <w:lsdException w:name="endnote text" w:semiHidden="1" w:unhideWhenUsed="1"/>
-    <w:lsdException w:name="Default Paragraph Font" w:uiPriority="1" w:semiHidden="1" w:unhideWhenUsed="1"/>
-    <w:lsdException w:name="FollowedHyperlink" w:semiHidden="1" w:unhideWhenUsed="1"/>
-    <w:lsdException w:name="index 8" w:semiHidden="1" w:unhideWhenUsed="1"/>
-    <w:lsdException w:name="Salutation" w:semiHidden="1" w:unhideWhenUsed="1"/>
-    <w:lsdException w:name="index 9" w:semiHidden="1" w:unhideWhenUsed="1"/>
-    <w:lsdException w:name="toc 2" w:uiPriority="39" w:semiHidden="1" w:unhideWhenUsed="1"/>
-    <w:lsdException w:name="List Continue 2" w:semiHidden="1" w:unhideWhenUsed="1"/>
-    <w:lsdException w:name="List Number 5" w:semiHidden="1" w:unhideWhenUsed="1"/>
-    <w:lsdException w:name="List Bullet 3" w:semiHidden="1" w:unhideWhenUsed="1"/>
-    <w:lsdException w:name="Body Text" w:semiHidden="1" w:unhideWhenUsed="1"/>
-    <w:lsdException w:name="index 6" w:semiHidden="1" w:unhideWhenUsed="1"/>
+    <w:lsdException w:name="Closing" w:semiHidden="1" w:unhideWhenUsed="1"/>
+    <w:lsdException w:name="toc 9" w:uiPriority="39" w:semiHidden="1" w:unhideWhenUsed="1"/>
+    <w:lsdException w:name="toc 5" w:uiPriority="39" w:semiHidden="1" w:unhideWhenUsed="1"/>
+    <w:lsdException w:name="heading 5" w:uiPriority="9" w:semiHidden="1" w:unhideWhenUsed="1" w:qFormat="1"/>
+    <w:lsdException w:name="Body Text First Indent 2" w:semiHidden="1" w:unhideWhenUsed="1"/>
     <w:lsdException w:name="Note Heading" w:semiHidden="1" w:unhideWhenUsed="1"/>
     <w:lsdException w:name="endnote reference" w:semiHidden="1" w:unhideWhenUsed="1"/>
+    <w:lsdException w:name="Strong" w:uiPriority="22" w:qFormat="1"/>
     <w:lsdException w:name="footnote text" w:semiHidden="1" w:unhideWhenUsed="1"/>
-    <w:lsdException w:name="page number" w:semiHidden="1" w:unhideWhenUsed="1"/>
-    <w:lsdException w:name="index 4" w:semiHidden="1" w:unhideWhenUsed="1"/>
-    <w:lsdException w:name="Body Text Indent" w:semiHidden="1" w:unhideWhenUsed="1"/>
-    <w:lsdException w:name="List Bullet 5" w:semiHidden="1" w:unhideWhenUsed="1"/>
-    <w:lsdException w:name="toc 8" w:uiPriority="39" w:semiHidden="1" w:unhideWhenUsed="1"/>
-    <w:lsdException w:name="List 5" w:semiHidden="1" w:unhideWhenUsed="1"/>
-    <w:lsdException w:name="toc 4" w:uiPriority="39" w:semiHidden="1" w:unhideWhenUsed="1"/>
-    <w:lsdException w:name="header" w:semiHidden="1" w:unhideWhenUsed="1"/>
-    <w:lsdException w:name="heading 9" w:uiPriority="9" w:semiHidden="1" w:unhideWhenUsed="1" w:qFormat="1"/>
-    <w:lsdException w:name="index 1" w:semiHidden="1" w:unhideWhenUsed="1"/>
-    <w:lsdException w:name="heading 5" w:uiPriority="9" w:semiHidden="1" w:unhideWhenUsed="1" w:qFormat="1"/>
-    <w:lsdException w:name="List Number 4" w:semiHidden="1" w:unhideWhenUsed="1"/>
-    <w:lsdException w:name="heading 6" w:uiPriority="9" w:semiHidden="1" w:unhideWhenUsed="1" w:qFormat="1"/>
-    <w:lsdException w:name="Body Text 2" w:semiHidden="1" w:unhideWhenUsed="1"/>
-    <w:lsdException w:name="index 2" w:semiHidden="1" w:unhideWhenUsed="1"/>
-    <w:lsdException w:name="List Continue" w:semiHidden="1" w:unhideWhenUsed="1"/>
-    <w:lsdException w:name="index heading" w:semiHidden="1" w:unhideWhenUsed="1"/>
-    <w:lsdException w:name="index 7" w:semiHidden="1" w:unhideWhenUsed="1"/>
-    <w:lsdException w:name="annotation text" w:semiHidden="1" w:unhideWhenUsed="1"/>
-    <w:lsdException w:name="line number" w:semiHidden="1" w:unhideWhenUsed="1"/>
-    <w:lsdException w:name="List 2" w:semiHidden="1" w:unhideWhenUsed="1"/>
-    <w:lsdException w:name="toc 5" w:uiPriority="39" w:semiHidden="1" w:unhideWhenUsed="1"/>
-    <w:lsdException w:name="List Bullet 2" w:semiHidden="1" w:unhideWhenUsed="1"/>
-    <w:lsdException w:name="annotation reference" w:semiHidden="1" w:unhideWhenUsed="1"/>
-    <w:lsdException w:name="Body Text Indent 2" w:semiHidden="1" w:unhideWhenUsed="1"/>
-    <w:lsdException w:name="envelope address" w:semiHidden="1" w:unhideWhenUsed="1"/>
-    <w:lsdException w:name="heading 2" w:uiPriority="9" w:semiHidden="1" w:unhideWhenUsed="1" w:qFormat="1"/>
-    <w:lsdException w:name="List Continue 4" w:semiHidden="1" w:unhideWhenUsed="1"/>
-    <w:lsdException w:name="index 3" w:semiHidden="1" w:unhideWhenUsed="1"/>
-    <w:lsdException w:name="Body Text First Indent" w:semiHidden="1" w:unhideWhenUsed="1"/>
-    <w:lsdException w:name="Signature" w:semiHidden="1" w:unhideWhenUsed="1"/>
-    <w:lsdException w:name="Body Text Indent 3" w:semiHidden="1" w:unhideWhenUsed="1"/>
-    <w:lsdException w:name="List Continue 3" w:semiHidden="1" w:unhideWhenUsed="1"/>
-    <w:lsdException w:name="caption" w:uiPriority="35" w:semiHidden="1" w:unhideWhenUsed="1" w:qFormat="1"/>
-    <w:lsdException w:name="toc 1" w:uiPriority="39" w:semiHidden="1" w:unhideWhenUsed="1"/>
-    <w:lsdException w:name="List 4" w:semiHidden="1" w:unhideWhenUsed="1"/>
+    <w:lsdException w:name="Subtitle" w:uiPriority="11" w:qFormat="1"/>
+    <w:lsdException w:name="Title" w:uiPriority="10" w:qFormat="1"/>
+    <w:lsdException w:name="List Bullet 4" w:semiHidden="1" w:unhideWhenUsed="1"/>
   </w:latentStyles>
   <w:style w:type="paragraph" w:styleId="000003">
     <w:name w:val="heading 3"/>
-    <w:basedOn w:val="000004"/>
-    <w:next w:val="000004"/>
+    <w:basedOn w:val="Normal"/>
+    <w:next w:val="Normal"/>
     <w:uiPriority w:val="9"/>
     <w:qFormat w:val="1"/>
     <w:pPr>
@@ -4520,10 +4518,10 @@
       <w:szCs w:val="24"/>
     </w:rPr>
   </w:style>
-  <w:style w:type="paragraph" w:styleId="000005">
+  <w:style w:type="paragraph" w:styleId="000002">
     <w:name w:val="heading 2"/>
-    <w:basedOn w:val="000004"/>
-    <w:next w:val="000004"/>
+    <w:basedOn w:val="Normal"/>
+    <w:next w:val="Normal"/>
     <w:uiPriority w:val="9"/>
     <w:qFormat w:val="1"/>
     <w:pPr>
@@ -4536,19 +4534,6 @@
       <w:b w:val="1"/>
       <w:sz w:val="26"/>
       <w:szCs w:val="26"/>
-    </w:rPr>
-  </w:style>
-  <w:style w:type="paragraph" w:styleId="l1l0vr" w:default="1">
-    <w:name w:val="Normal"/>
-    <w:qFormat w:val="1"/>
-    <w:pPr>
-      <w:widowControl w:val="0"/>
-      <w:spacing w:before="60" w:after="60" w:line="240" w:lineRule="auto"/>
-      <w:jc w:val="left"/>
-    </w:pPr>
-    <w:rPr>
-      <w:color w:val="333333"/>
-      <w:sz w:val="22"/>
     </w:rPr>
   </w:style>
 </w:styles>
